--- a/Science Books/Evolution/21 - Still Evolving - Evolution You Can Watch.docx
+++ b/Science Books/Evolution/21 - Still Evolving - Evolution You Can Watch.docx
@@ -5,6 +5,8 @@
     <w:p>
       <w:pPr>
         <w:pStyle w:val="Title"/>
+        <w:ind w:left="0" w:right="0" w:firstLine="0"/>
+        <w:jc w:val="center"/>
       </w:pPr>
       <w:r>
         <w:t>Life: Science for Everyone</w:t>
@@ -13,6 +15,8 @@
     <w:p>
       <w:pPr>
         <w:pStyle w:val="Heading1"/>
+        <w:ind w:left="0" w:right="0" w:firstLine="0"/>
+        <w:jc w:val="center"/>
       </w:pPr>
       <w:r>
         <w:t>Chapter 21</w:t>
@@ -21,6 +25,8 @@
     <w:p>
       <w:pPr>
         <w:pStyle w:val="Heading1"/>
+        <w:ind w:left="0" w:right="0" w:firstLine="0"/>
+        <w:jc w:val="center"/>
       </w:pPr>
       <w:r>
         <w:t>Still Evolving: Evolution You Can Watch</w:t>
@@ -29,354 +35,1065 @@
     <w:p>
       <w:pPr>
         <w:pStyle w:val="Heading1"/>
+        <w:ind w:left="0" w:right="0" w:firstLine="0"/>
+        <w:jc w:val="center"/>
       </w:pPr>
       <w:r>
         <w:t>Weather, Not History</w:t>
       </w:r>
     </w:p>
     <w:p>
-      <w:pPr/>
+      <w:pPr>
+        <w:ind w:left="0" w:right="0" w:firstLine="0"/>
+        <w:jc w:val="center"/>
+      </w:pPr>
       <w:r>
-        <w:t>It is easy to think of evolution as something that happened, in the deep past, something that produced the current diversity of life and then, having finished the job, essentially stopped. The dinosaurs evolved. The Cambrian explosion happened. Humans emerged from Africa. All of it belongs to history.</w:t>
+        <w:t>Evolution can feel like something that already finished.</w:t>
       </w:r>
-    </w:p>
-    <w:p>
-      <w:pPr/>
       <w:r>
-        <w:t>This framing is a mistake, and a fairly consequential one. Evolution is not history in the sense of a finished, completed sequence of events. It is closer to weather: an ongoing process, running continuously, in every population of every species alive right now, including, as this chapter's closing section will make clear, in you.</w:t>
+        <w:br/>
+        <w:br/>
+        <w:t>Picture it as a finished museum exhibit: dinosaurs evolved, the Cambrian explosion happened, humans left Africa, case closed.</w:t>
       </w:r>
-    </w:p>
-    <w:p>
-      <w:pPr/>
       <w:r>
-        <w:t>Chapter 7 already gave one of the clearest textbook examples of evolution observed in real time. This chapter widens that lens considerably, across timescales ranging from a few decades to a single human lifetime, and across organisms ranging from moths to elephants to ourselves.</w:t>
+        <w:br/>
+        <w:br/>
+        <w:t>That picture is wrong, and it matters.</w:t>
+      </w:r>
+      <w:r>
+        <w:br/>
+        <w:br/>
+        <w:t>Evolution is not a completed story with an ending.</w:t>
+      </w:r>
+      <w:r>
+        <w:br/>
+        <w:br/>
+        <w:t>It is more like weather: happening right now, in every population of every species alive today.</w:t>
+      </w:r>
+      <w:r>
+        <w:br/>
+        <w:br/>
+        <w:t>That includes you, as this chapter's last section will show.</w:t>
+      </w:r>
+      <w:r>
+        <w:br/>
+        <w:br/>
+        <w:t>Peppered moths turned darker as soot covered the trees they landed on.</w:t>
+      </w:r>
+      <w:r>
+        <w:br/>
+        <w:br/>
+        <w:t>That's one clear example of evolution caught in the act — Chapter 7 has the full story.</w:t>
+      </w:r>
+      <w:r>
+        <w:br/>
+        <w:br/>
+        <w:t>This chapter widens that view.</w:t>
+      </w:r>
+      <w:r>
+        <w:br/>
+        <w:br/>
+        <w:t>It covers evolution happening over a few decades, or even within a single human lifetime.</w:t>
+      </w:r>
+      <w:r>
+        <w:br/>
+        <w:br/>
+        <w:t>The cast ranges from moths to elephants to us.</w:t>
       </w:r>
     </w:p>
     <w:p>
       <w:pPr>
         <w:pStyle w:val="Heading1"/>
+        <w:ind w:left="0" w:right="0" w:firstLine="0"/>
+        <w:jc w:val="center"/>
       </w:pPr>
       <w:r>
         <w:t>A Beak Measured Every Year</w:t>
       </w:r>
     </w:p>
     <w:p>
-      <w:pPr/>
+      <w:pPr>
+        <w:ind w:left="0" w:right="0" w:firstLine="0"/>
+        <w:jc w:val="center"/>
+      </w:pPr>
       <w:r>
-        <w:t>Perhaps the most rigorously documented case of evolution observed in a wild population comes from a set of finches on a small, uninhabited Galápagos island called Daphne Major.</w:t>
+        <w:t>The most carefully documented case of evolution caught in the wild comes from finches on one small island.</w:t>
       </w:r>
-    </w:p>
-    <w:p>
-      <w:pPr/>
       <w:r>
-        <w:t>Since 1973, the evolutionary biologists Peter and Rosemary Grant, along with a long succession of collaborators and students, have spent months on the island nearly every year, individually capturing, measuring, and marking essentially every finch present, tracking their survival, reproduction, and the precise dimensions of their beaks across more than four decades and counting.</w:t>
+        <w:br/>
+        <w:br/>
+        <w:t>The island is Daphne Major, an uninhabited speck in the Galápagos.</w:t>
       </w:r>
-    </w:p>
-    <w:p>
-      <w:pPr/>
       <w:r>
-        <w:t>This extraordinary, sustained effort has allowed the Grants to document natural selection acting, directly and measurably, within single generations, in response to real environmental events. During a severe drought in 1977, which sharply reduced the supply of the smaller, softer seeds finches on the island normally prefer, birds with larger, more powerful beaks, capable of cracking the larger, harder seeds that remained available, survived at substantially higher rates than smaller-beaked birds. The average beak size of the island's finch population measurably increased within that single generation, a direct, observed instance of the selection Chapter 7 described in the abstract.</w:t>
+        <w:br/>
+        <w:br/>
+        <w:t>Since 1973, over fifty years now, Peter and Rosemary Grant, a husband-and-wife team of evolutionary biologists, have gone back almost every year.</w:t>
       </w:r>
-    </w:p>
-    <w:p>
-      <w:pPr/>
       <w:r>
-        <w:t>Later, a wetter period favoring smaller seeds pushed average beak size back in the other direction, and the Grants have also documented the arrival, establishment, and subsequent evolutionary interaction of a different finch species on the same island, providing one of the most complete, continuously observed records available anywhere of evolution acting on a wild vertebrate population, essentially as it happens.</w:t>
+        <w:br/>
+        <w:br/>
+        <w:t>Each visit, with help from students and collaborators, they catch, measure, and mark nearly every finch on the island.</w:t>
+      </w:r>
+      <w:r>
+        <w:br/>
+        <w:br/>
+        <w:t>They track which birds survive, which ones breed, and the exact size and shape of every beak.</w:t>
+      </w:r>
+      <w:r>
+        <w:br/>
+        <w:br/>
+        <w:t>That decades-long effort has let them watch natural selection happen in real time, generation by generation.</w:t>
+      </w:r>
+      <w:r>
+        <w:br/>
+        <w:br/>
+        <w:t>In 1977, a severe drought hit the island.</w:t>
+      </w:r>
+      <w:r>
+        <w:br/>
+        <w:br/>
+        <w:t>The small, soft seeds finches usually eat became scarce.</w:t>
+      </w:r>
+      <w:r>
+        <w:br/>
+        <w:br/>
+        <w:t>Birds with bigger, stronger beaks could crack the larger, tougher seeds that were left.</w:t>
+      </w:r>
+      <w:r>
+        <w:br/>
+        <w:br/>
+        <w:t>Those birds survived at much higher rates than smaller-beaked birds.</w:t>
+      </w:r>
+      <w:r>
+        <w:br/>
+        <w:br/>
+        <w:t>In just one generation, the island's average beak size measurably grew larger.</w:t>
+      </w:r>
+      <w:r>
+        <w:br/>
+        <w:br/>
+        <w:t>That is natural selection, caught happening in a single season instead of over thousands of years.</w:t>
+      </w:r>
+      <w:r>
+        <w:br/>
+        <w:br/>
+        <w:t>Later, a wetter stretch favored smaller seeds again, and average beak size drifted back down.</w:t>
+      </w:r>
+      <w:r>
+        <w:br/>
+        <w:br/>
+        <w:t>The Grants also watched a different finch species arrive on the island, settle in, and start evolving alongside the first.</w:t>
+      </w:r>
+      <w:r>
+        <w:br/>
+        <w:br/>
+        <w:t>Few studies anywhere give as complete a picture of evolution acting on a wild population, year after year, as this one.</w:t>
       </w:r>
     </w:p>
     <w:p>
       <w:pPr>
         <w:pStyle w:val="Heading1"/>
+        <w:ind w:left="0" w:right="0" w:firstLine="0"/>
+        <w:jc w:val="center"/>
       </w:pPr>
       <w:r>
         <w:t>An Old Friend, Briefly Revisited</w:t>
       </w:r>
     </w:p>
     <w:p>
-      <w:pPr/>
+      <w:pPr>
+        <w:ind w:left="0" w:right="0" w:firstLine="0"/>
+        <w:jc w:val="center"/>
+      </w:pPr>
       <w:r>
-        <w:t>Chapter 20 noted, in passing, that Richard Lenski's long-running bacterial evolution experiment, first introduced in Chapter 18 for what it revealed about contingency, continues to run, and remains directly relevant here for a simpler reason: it demonstrates that evolution, under sustained selective pressure, is not a rare or occasional event. It is continuous, measurable, and ongoing, generation after generation, for as long as the selective pressure itself continues.</w:t>
+        <w:t>Richard Lenski's long-running bacteria experiment is still running.</w:t>
+      </w:r>
+      <w:r>
+        <w:br/>
+        <w:br/>
+        <w:t>That experiment first showed how chance shapes evolution's path.</w:t>
+      </w:r>
+      <w:r>
+        <w:br/>
+        <w:br/>
+        <w:t>Here it matters for a simpler reason.</w:t>
+      </w:r>
+      <w:r>
+        <w:br/>
+        <w:br/>
+        <w:t>It shows that evolution under steady pressure is not rare or occasional.</w:t>
+      </w:r>
+      <w:r>
+        <w:br/>
+        <w:br/>
+        <w:t>It is continuous.</w:t>
+      </w:r>
+      <w:r>
+        <w:br/>
+        <w:br/>
+        <w:t>It keeps happening, generation after generation, for as long as the pressure lasts.</w:t>
       </w:r>
     </w:p>
     <w:p>
       <w:pPr>
         <w:pStyle w:val="Heading1"/>
+        <w:ind w:left="0" w:right="0" w:firstLine="0"/>
+        <w:jc w:val="center"/>
       </w:pPr>
       <w:r>
         <w:t>Pests Winning an Arms Race We Are Losing</w:t>
       </w:r>
     </w:p>
     <w:p>
-      <w:pPr/>
+      <w:pPr>
+        <w:ind w:left="0" w:right="0" w:firstLine="0"/>
+        <w:jc w:val="center"/>
+      </w:pPr>
       <w:r>
-        <w:t>Chapter 19 described antibiotic resistance as an ongoing evolutionary arms race between humans and disease-causing bacteria. Pesticide resistance in agricultural pests, and herbicide resistance in weeds, follow essentially the same logic, and offer some of the most economically consequential, closely tracked examples of observable evolution available anywhere.</w:t>
+        <w:t>Antibiotic resistance is an arms race between humans and disease-causing bacteria.</w:t>
       </w:r>
-    </w:p>
-    <w:p>
-      <w:pPr/>
       <w:r>
-        <w:t>Insect pests exposed repeatedly to the same class of pesticide reliably evolve resistance to it, sometimes within a remarkably small number of growing seasons, through the same basic mechanism Chapter 7 described: any individual insects that happen to carry a mutation conferring resistance survive the pesticide application and reproduce, while susceptible individuals are killed, and the resistant variant's share of the population climbs, generation after generation, exactly as the dark moths in Chapter 7 climbed in frequency under industrial soot.</w:t>
+        <w:br/>
+        <w:br/>
+        <w:t>Insect pests and weeds run the same race against pesticides and herbicides.</w:t>
       </w:r>
-    </w:p>
-    <w:p>
-      <w:pPr/>
       <w:r>
-        <w:t>Agricultural researchers and regulators now actively study and manage this evolutionary dynamic as a matter of practical necessity, rotating between different classes of pesticide or herbicide specifically to slow the rate at which resistance develops in any single pest or weed population, a direct, applied acknowledgment that the underlying evolutionary process, left unmanaged, would otherwise reliably erode the effectiveness of any single control method over time.</w:t>
+        <w:br/>
+        <w:br/>
+        <w:t>These cases are some of the most closely tracked, and most expensive, examples of evolution we can watch.</w:t>
+      </w:r>
+      <w:r>
+        <w:br/>
+        <w:br/>
+        <w:t>Spray the same pesticide on the same insect population again and again, and resistance reliably evolves.</w:t>
+      </w:r>
+      <w:r>
+        <w:br/>
+        <w:br/>
+        <w:t>Sometimes it takes only a handful of growing seasons.</w:t>
+      </w:r>
+      <w:r>
+        <w:br/>
+        <w:br/>
+        <w:t>The mechanism is the same one already described for peppered moths.</w:t>
+      </w:r>
+      <w:r>
+        <w:br/>
+        <w:br/>
+        <w:t>A few insects happen to carry a mutation that resists the poison.</w:t>
+      </w:r>
+      <w:r>
+        <w:br/>
+        <w:br/>
+        <w:t>They survive and reproduce, while the rest die off.</w:t>
+      </w:r>
+      <w:r>
+        <w:br/>
+        <w:br/>
+        <w:t>The resistant version becomes more common with every generation, just as dark-colored moths spread under sooty skies.</w:t>
+      </w:r>
+      <w:r>
+        <w:br/>
+        <w:br/>
+        <w:t>Farmers and regulators now manage this on purpose.</w:t>
+      </w:r>
+      <w:r>
+        <w:br/>
+        <w:br/>
+        <w:t>They rotate between different classes of pesticide or herbicide, specifically to slow resistance down.</w:t>
+      </w:r>
+      <w:r>
+        <w:br/>
+        <w:br/>
+        <w:t>That rotation is a direct admission: left alone, evolution will eventually beat almost any single chemical.</w:t>
       </w:r>
     </w:p>
     <w:p>
       <w:pPr>
         <w:pStyle w:val="Heading1"/>
+        <w:ind w:left="0" w:right="0" w:firstLine="0"/>
+        <w:jc w:val="center"/>
       </w:pPr>
       <w:r>
         <w:t>Lizards, Rewired in Decades</w:t>
       </w:r>
     </w:p>
     <w:p>
-      <w:pPr/>
+      <w:pPr>
+        <w:ind w:left="0" w:right="0" w:firstLine="0"/>
+        <w:jc w:val="center"/>
+      </w:pPr>
       <w:r>
-        <w:t>Some of the clearest examples of rapid, observable evolution in vertebrates beyond the Grants' finches come from studies of lizards introduced to new environments.</w:t>
+        <w:t>Some of the clearest fast-evolution stories in animals with backbones come from lizards moved to new islands.</w:t>
       </w:r>
-    </w:p>
-    <w:p>
-      <w:pPr/>
       <w:r>
-        <w:t>Researchers studying Italian wall lizards that were experimentally introduced, in the 1970s, to a small island off the coast of Croatia previously inhabited by a different lizard species, found that within a few decades, a timescale of only a few dozen lizard generations, the introduced population had evolved a measurably different head shape, associated with a stronger bite force, alongside a notable change in gut anatomy, the development of specialized structures that assist in digesting plant matter, a food source the lizards had begun consuming considerably more heavily on their new island than their ancestral population typically did.</w:t>
+        <w:br/>
+        <w:br/>
+        <w:t>In the 1970s, researchers moved Italian wall lizards to a small island off Croatia.</w:t>
       </w:r>
-    </w:p>
-    <w:p>
-      <w:pPr/>
       <w:r>
-        <w:t>This is a genuinely striking case because it demonstrates not merely a shift in an existing trait, of the kind the Grants' finches show with beak size, but the rapid appearance, within a documented, directly observed timeframe, of an anatomical structure not previously typical of the ancestral population at all.</w:t>
+        <w:br/>
+        <w:br/>
+        <w:t>A different lizard species already lived there.</w:t>
       </w:r>
-    </w:p>
-    <w:p>
-      <w:pPr/>
       <w:r>
-        <w:t>A separate and increasingly well-studied body of research focuses specifically on urban evolution: the observation that populations of various species living in cities, exposed to a genuinely distinct set of selective pressures compared to their rural counterparts, traffic noise, artificial lighting, a different available diet, fragmented and isolated habitat patches, are measurably evolving in response. Documented examples include populations of white-footed mice in New York City parks showing detectable genetic differences from surrounding rural populations, separated by nothing more than the city's own streets and buildings, and several studies finding that urban lizards, exposed to more frequent close encounters with humans and pets on flat, hard surfaces, tend to have evolved longer limbs suited to fast sprinting across open pavement, compared to their rural counterparts navigating a more three-dimensional, vegetated environment.</w:t>
+        <w:br/>
+        <w:br/>
+        <w:t>Within a few decades, only a few dozen lizard generations, the newcomers had changed.</w:t>
+      </w:r>
+      <w:r>
+        <w:br/>
+        <w:br/>
+        <w:t>Their heads had reshaped into a stronger, more powerful bite.</w:t>
+      </w:r>
+      <w:r>
+        <w:br/>
+        <w:br/>
+        <w:t>Their guts had grown new structures for digesting plants, a food they now ate far more of on their new island.</w:t>
+      </w:r>
+      <w:r>
+        <w:br/>
+        <w:br/>
+        <w:t>This case stands out for a specific reason.</w:t>
+      </w:r>
+      <w:r>
+        <w:br/>
+        <w:br/>
+        <w:t>The Grants' finches show a trait shifting in size.</w:t>
+      </w:r>
+      <w:r>
+        <w:br/>
+        <w:br/>
+        <w:t>These lizards grew an entirely new gut structure their ancestors never had, and researchers watched it appear.</w:t>
+      </w:r>
+      <w:r>
+        <w:br/>
+        <w:br/>
+        <w:t>A related, growing field studies “urban evolution”: how city life pushes species to change.</w:t>
+      </w:r>
+      <w:r>
+        <w:br/>
+        <w:br/>
+        <w:t>Cities bring traffic noise, artificial light, new food, and chopped-up habitat, none of which rural relatives face.</w:t>
+      </w:r>
+      <w:r>
+        <w:br/>
+        <w:br/>
+        <w:t>White-footed mice living in New York City parks now carry detectable genetic differences from mice in the surrounding countryside.</w:t>
+      </w:r>
+      <w:r>
+        <w:br/>
+        <w:br/>
+        <w:t>They are separated only by streets and buildings.</w:t>
+      </w:r>
+      <w:r>
+        <w:br/>
+        <w:br/>
+        <w:t>Urban lizards spend more time dodging people and pets on flat pavement.</w:t>
+      </w:r>
+      <w:r>
+        <w:br/>
+        <w:br/>
+        <w:t>They have evolved longer legs, built for a fast sprint across open ground.</w:t>
+      </w:r>
+      <w:r>
+        <w:br/>
+        <w:br/>
+        <w:t>Rural lizards, moving through tangled plants, never needed that adaptation.</w:t>
       </w:r>
     </w:p>
     <w:p>
       <w:pPr>
         <w:pStyle w:val="Heading1"/>
+        <w:ind w:left="0" w:right="0" w:firstLine="0"/>
+        <w:jc w:val="center"/>
       </w:pPr>
       <w:r>
         <w:t>An Uncomfortable, Human-Caused Example</w:t>
       </w:r>
     </w:p>
     <w:p>
-      <w:pPr/>
+      <w:pPr>
+        <w:ind w:left="0" w:right="0" w:firstLine="0"/>
+        <w:jc w:val="center"/>
+      </w:pPr>
       <w:r>
-        <w:t>Not every case of rapidly observed evolution is a neutral scientific curiosity. Some carry genuine ethical weight, precisely because human activity itself is the selective force at work.</w:t>
+        <w:t>Not every case of fast evolution is a neutral curiosity.</w:t>
       </w:r>
-    </w:p>
-    <w:p>
-      <w:pPr/>
       <w:r>
-        <w:t>Researchers studying African elephant populations in regions that experienced intense ivory poaching over recent decades, notably in Mozambique during and after a prolonged civil war, have found a measurably elevated frequency of tusklessness, the complete absence of tusks, particularly among female elephants, in the populations most heavily affected by poaching, compared to populations in regions where poaching pressure was lower.</w:t>
+        <w:br/>
+        <w:br/>
+        <w:t>Some carry real moral weight, because the selective pressure is us.</w:t>
       </w:r>
-    </w:p>
-    <w:p>
-      <w:pPr/>
       <w:r>
-        <w:t>Because poachers specifically target elephants with large tusks, tuskless individuals, who cannot be killed for their ivory, gained a substantial survival advantage during the period of intense poaching, and appear to have passed that survival advantage on to a disproportionate share of the next generation, an example of directional selection, exactly as described in Chapter 7, except driven entirely by a specific human economic activity rather than by any natural predator or environmental shift.</w:t>
+        <w:br/>
+        <w:br/>
+        <w:t>Researchers studied African elephants in regions hit hard by ivory poaching.</w:t>
       </w:r>
-    </w:p>
-    <w:p>
-      <w:pPr/>
       <w:r>
-        <w:t>This finding is offered with an appropriate hedge, as the genetics underlying tusklessness in elephants, and the precise mechanism by which the trait is inherited, remain an active area of ongoing research. But the broad pattern, poaching pressure correlating closely with a rise in tuskless individuals over a documented, relatively short span of decades, stands as a sobering illustration that the evolutionary process this entire book has been describing is not confined to remote islands or laboratory bacteria. Human activity itself is now, in documented cases, a significant and measurable selective force, acting on wild populations, in real time.</w:t>
+        <w:br/>
+        <w:br/>
+        <w:t>One example is Mozambique, during and after a long civil war.</w:t>
+      </w:r>
+      <w:r>
+        <w:br/>
+        <w:br/>
+        <w:t>They found something striking: far more female elephants there are born with no tusks at all, tusklessness, than in regions where poaching was lighter.</w:t>
+      </w:r>
+      <w:r>
+        <w:br/>
+        <w:br/>
+        <w:t>Poachers target elephants with large tusks.</w:t>
+      </w:r>
+      <w:r>
+        <w:br/>
+        <w:br/>
+        <w:t>A tuskless elephant cannot be killed for ivory, so tusklessness became a survival advantage during the worst poaching years.</w:t>
+      </w:r>
+      <w:r>
+        <w:br/>
+        <w:br/>
+        <w:t>That advantage seems to have been passed on to a larger share of the next generation.</w:t>
+      </w:r>
+      <w:r>
+        <w:br/>
+        <w:br/>
+        <w:t>This is called directional selection: change pushed steadily in one direction.</w:t>
+      </w:r>
+      <w:r>
+        <w:br/>
+        <w:br/>
+        <w:t>The peppered moths faced the same kind of push.</w:t>
+      </w:r>
+      <w:r>
+        <w:br/>
+        <w:br/>
+        <w:t>Here, though, the pressure driving it is a human economic activity, not a predator or a shift in climate.</w:t>
+      </w:r>
+      <w:r>
+        <w:br/>
+        <w:br/>
+        <w:t>One hedge is worth keeping.</w:t>
+      </w:r>
+      <w:r>
+        <w:br/>
+        <w:br/>
+        <w:t>Scientists are still working out exactly how tusklessness is inherited.</w:t>
+      </w:r>
+      <w:r>
+        <w:br/>
+        <w:br/>
+        <w:t>But the broad pattern holds: as poaching pressure rose, tuskless elephants became more common, over a span of only a few decades.</w:t>
+      </w:r>
+      <w:r>
+        <w:br/>
+        <w:br/>
+        <w:t>Evolution is not confined to remote islands or laboratory bacteria.</w:t>
+      </w:r>
+      <w:r>
+        <w:br/>
+        <w:br/>
+        <w:t>Human activity itself can now act as a measurable force of natural selection, in real time, on wild animals.</w:t>
       </w:r>
     </w:p>
     <w:p>
       <w:pPr>
         <w:pStyle w:val="Heading1"/>
+        <w:ind w:left="0" w:right="0" w:firstLine="0"/>
+        <w:jc w:val="center"/>
       </w:pPr>
       <w:r>
         <w:t>Evolving, and Still Digesting Milk</w:t>
       </w:r>
     </w:p>
     <w:p>
-      <w:pPr/>
+      <w:pPr>
+        <w:ind w:left="0" w:right="0" w:firstLine="0"/>
+        <w:jc w:val="center"/>
+      </w:pPr>
       <w:r>
-        <w:t>Humans are, of course, not exempt from any of this. Several well-documented cases of relatively recent, measurable evolutionary change exist within our own species, and one of the clearest concerns an ordinary sugar found in milk.</w:t>
+        <w:t>Humans are not exempt from any of this.</w:t>
       </w:r>
-    </w:p>
-    <w:p>
-      <w:pPr/>
       <w:r>
-        <w:t>Most mammals, including most adult humans throughout the majority of our species' history, lose the ability to digest lactose, the primary sugar in milk, sometime after infancy, as the gene responsible for producing lactase, the enzyme needed to break the sugar down, is normally switched off once weaning from a mother's milk is complete.</w:t>
+        <w:br/>
+        <w:br/>
+        <w:t>Several clear, well-documented cases of recent evolution exist in our own species.</w:t>
       </w:r>
-    </w:p>
-    <w:p>
-      <w:pPr/>
       <w:r>
-        <w:t>In several human populations with a long history of dairy farming, most notably in parts of Europe and in certain populations in Africa and the Middle East, a mutation that keeps the lactase gene switched on into adulthood, a trait geneticists call lactase persistence, has spread to become common, in some populations reaching a substantial majority of individuals, over what genetic dating methods suggest was a relatively short span, on an evolutionary timescale, of perhaps the last several thousand to ten thousand years, closely tracking the archaeological record of when dairy farming itself began to spread in each of those specific regions.</w:t>
+        <w:br/>
+        <w:br/>
+        <w:t>One of the clearest involves an ordinary sugar found in milk.</w:t>
       </w:r>
-    </w:p>
-    <w:p>
-      <w:pPr/>
       <w:r>
-        <w:t>This is a particularly clean example of gene-culture coevolution, a phenomenon in which a specific cultural practice, here the domestication of dairy animals and the adoption of milk as a significant food source, creates an entirely new selective pressure that subsequently drives genetic change in the human population practicing it, a topic Chapter 24 will take up more broadly in connection with the evolution of culture itself.</w:t>
+        <w:br/>
+        <w:br/>
+        <w:t>Most mammals lose the ability to digest lactose once they stop nursing.</w:t>
+      </w:r>
+      <w:r>
+        <w:br/>
+        <w:br/>
+        <w:t>Lactose is the main sugar found in milk.</w:t>
+      </w:r>
+      <w:r>
+        <w:br/>
+        <w:br/>
+        <w:t>Most adult humans, through most of our history, lost that ability too.</w:t>
+      </w:r>
+      <w:r>
+        <w:br/>
+        <w:br/>
+        <w:t>The gene that makes lactase, the enzyme that breaks lactose down, normally switches off after weaning.</w:t>
+      </w:r>
+      <w:r>
+        <w:br/>
+        <w:br/>
+        <w:t>Some human populations have a long history of raising dairy animals.</w:t>
+      </w:r>
+      <w:r>
+        <w:br/>
+        <w:br/>
+        <w:t>Parts of Europe, and some populations in Africa and the Middle East, are examples.</w:t>
+      </w:r>
+      <w:r>
+        <w:br/>
+        <w:br/>
+        <w:t>In those populations, a mutation appeared that keeps the lactase gene switched on for life.</w:t>
+      </w:r>
+      <w:r>
+        <w:br/>
+        <w:br/>
+        <w:t xml:space="preserve">Geneticists call this trait </w:t>
+      </w:r>
+      <w:r>
+        <w:rPr>
+          <w:b/>
+        </w:rPr>
+        <w:t>lactase persistence</w:t>
+      </w:r>
+      <w:r>
+        <w:t>.</w:t>
+      </w:r>
+      <w:r>
+        <w:br/>
+        <w:br/>
+        <w:t>It has spread widely, becoming common in some populations.</w:t>
+      </w:r>
+      <w:r>
+        <w:br/>
+        <w:br/>
+        <w:t>That happened within roughly the last several thousand to ten thousand years.</w:t>
+      </w:r>
+      <w:r>
+        <w:br/>
+        <w:br/>
+        <w:t>On evolution's usual timescale, that is barely a blink of an eye.</w:t>
+      </w:r>
+      <w:r>
+        <w:br/>
+        <w:br/>
+        <w:t>That timing closely tracks the archaeological record of when dairy farming itself began spreading in each of those regions.</w:t>
+      </w:r>
+      <w:r>
+        <w:br/>
+        <w:br/>
+        <w:t xml:space="preserve">This is a clean example of </w:t>
+      </w:r>
+      <w:r>
+        <w:rPr>
+          <w:b/>
+        </w:rPr>
+        <w:t>gene-culture coevolution</w:t>
+      </w:r>
+      <w:r>
+        <w:t>.</w:t>
+      </w:r>
+      <w:r>
+        <w:br/>
+        <w:br/>
+        <w:t>That term describes a cultural practice creating a brand-new evolutionary pressure.</w:t>
+      </w:r>
+      <w:r>
+        <w:br/>
+        <w:br/>
+        <w:t>Here, the practice is keeping dairy animals and drinking their milk.</w:t>
+      </w:r>
+      <w:r>
+        <w:br/>
+        <w:br/>
+        <w:t>That practice created a new selective pressure, which then drove genetic change in the population that adopted it.</w:t>
+      </w:r>
+      <w:r>
+        <w:br/>
+        <w:br/>
+        <w:t>The same pattern, a cultural practice creating its own evolutionary pressure, shows up again later in this book.</w:t>
       </w:r>
     </w:p>
     <w:p>
       <w:pPr>
         <w:pStyle w:val="Heading1"/>
+        <w:ind w:left="0" w:right="0" w:firstLine="0"/>
+        <w:jc w:val="center"/>
       </w:pPr>
       <w:r>
         <w:t>Borrowed Genes for Thin Air</w:t>
       </w:r>
     </w:p>
     <w:p>
-      <w:pPr/>
+      <w:pPr>
+        <w:ind w:left="0" w:right="0" w:firstLine="0"/>
+        <w:jc w:val="center"/>
+      </w:pPr>
       <w:r>
-        <w:t>A second, particularly striking example of recent human evolution connects directly back to Chapter 20's discussion of interbreeding with the Denisovans.</w:t>
+        <w:t>A second striking case of recent human evolution touches on the Denisovans, an ancient human relative.</w:t>
       </w:r>
-    </w:p>
-    <w:p>
-      <w:pPr/>
       <w:r>
-        <w:t>Populations living at very high altitude on the Tibetan Plateau, where oxygen levels are substantially lower than at sea level, carry a specific genetic variant, in a gene called EPAS1, that helps regulate the body's physiological response to chronic low-oxygen conditions, allowing Tibetan populations to avoid some of the more harmful physiological responses, including an excessive overproduction of red blood cells, that lowland populations typically experience when exposed to sustained high-altitude conditions.</w:t>
+        <w:br/>
+        <w:br/>
+        <w:t>Chapter 20 told that story of interbreeding, if you want the full picture.</w:t>
       </w:r>
-    </w:p>
-    <w:p>
-      <w:pPr/>
       <w:r>
-        <w:t>Genetic analysis has traced the origin of this specific, highly beneficial variant not to a new mutation that arose within the ancestors of modern Tibetan populations themselves, but to inheritance from Denisovans, the same ancient human relatives introduced in Chapter 20, whose interbreeding with the ancestors of modern humans appears to have introduced this particular, pre-existing genetic variant into the human gene pool, where it was subsequently strongly favored by natural selection specifically within the population that came to inhabit the high-altitude Tibetan Plateau.</w:t>
+        <w:br/>
+        <w:br/>
+        <w:t>People living on the Tibetan Plateau breathe thinner air.</w:t>
       </w:r>
-    </w:p>
-    <w:p>
-      <w:pPr/>
       <w:r>
-        <w:t>This is a genuinely remarkable finding on its own terms: an adaptation to one of the most physiologically demanding environments humans inhabit, apparently borrowed, whole, from an entirely different, now-extinct human species, through an ancient instance of interbreeding, and then actively selected for within the specific population that needed it.</w:t>
+        <w:br/>
+        <w:br/>
+        <w:t>At that altitude, the air holds much less oxygen than at sea level.</w:t>
+      </w:r>
+      <w:r>
+        <w:br/>
+        <w:br/>
+        <w:t xml:space="preserve">Tibetan populations carry a specific variant of a gene called </w:t>
+      </w:r>
+      <w:r>
+        <w:rPr>
+          <w:b/>
+        </w:rPr>
+        <w:t>EPAS1</w:t>
+      </w:r>
+      <w:r>
+        <w:t>.</w:t>
+      </w:r>
+      <w:r>
+        <w:br/>
+        <w:br/>
+        <w:t>It lets Tibetan populations avoid a dangerous overreaction to low oxygen.</w:t>
+      </w:r>
+      <w:r>
+        <w:br/>
+        <w:br/>
+        <w:t>Lowland people often get that overreaction at high altitude: producing far too many red blood cells.</w:t>
+      </w:r>
+      <w:r>
+        <w:br/>
+        <w:br/>
+        <w:t>Genetic analysis traced this helpful variant to an unexpected source.</w:t>
+      </w:r>
+      <w:r>
+        <w:br/>
+        <w:br/>
+        <w:t>It did not arise as a new mutation in Tibetan ancestors.</w:t>
+      </w:r>
+      <w:r>
+        <w:br/>
+        <w:br/>
+        <w:t>It came from the Denisovans, through ancient interbreeding with the ancestors of modern humans.</w:t>
+      </w:r>
+      <w:r>
+        <w:br/>
+        <w:br/>
+        <w:t>Natural selection then strongly favored that borrowed gene, specifically in the population that came to live at high altitude.</w:t>
+      </w:r>
+      <w:r>
+        <w:br/>
+        <w:br/>
+        <w:t>This is a remarkable finding on its own.</w:t>
+      </w:r>
+      <w:r>
+        <w:br/>
+        <w:br/>
+        <w:t>This adaptation suits one of the most physically demanding environments humans live in.</w:t>
+      </w:r>
+      <w:r>
+        <w:br/>
+        <w:br/>
+        <w:t>Yet it was borrowed, whole, from a different, now-extinct human species.</w:t>
+      </w:r>
+      <w:r>
+        <w:br/>
+        <w:br/>
+        <w:t>Natural selection then put it to work.</w:t>
       </w:r>
     </w:p>
     <w:p>
       <w:pPr>
         <w:pStyle w:val="Heading1"/>
+        <w:ind w:left="0" w:right="0" w:firstLine="0"/>
+        <w:jc w:val="center"/>
       </w:pPr>
       <w:r>
         <w:t>Other Recent Human Cases</w:t>
       </w:r>
     </w:p>
     <w:p>
-      <w:pPr/>
+      <w:pPr>
+        <w:ind w:left="0" w:right="0" w:firstLine="0"/>
+        <w:jc w:val="center"/>
+      </w:pPr>
       <w:r>
-        <w:t>Several other reasonably well-documented cases of recent human evolutionary change exist, each illustrating the same broad principle from a different angle.</w:t>
+        <w:t>A few other well-documented cases of recent human evolution round out this picture.</w:t>
       </w:r>
-    </w:p>
-    <w:p>
-      <w:pPr/>
       <w:r>
-        <w:t>Variation in human skin pigmentation across different populations appears to reflect relatively recent, geographically specific selection, generally understood as balancing the need for sufficient ultraviolet light exposure to synthesize vitamin D in the skin, particularly important at higher latitudes with less overall sunlight, against the need for protection from excessive ultraviolet damage, particularly important nearer the equator, with genetic evidence in several populations suggesting the specific pigmentation levels seen today evolved within the last several tens of thousands of years, considerably more recently than the original migration out of Africa described in Chapter 20 might otherwise suggest.</w:t>
+        <w:br/>
+        <w:br/>
+        <w:t>Skin color varies across human populations, and that variation looks like relatively recent, place-specific natural selection.</w:t>
       </w:r>
-    </w:p>
-    <w:p>
-      <w:pPr/>
       <w:r>
-        <w:t>The sickle cell trait, already discussed in Chapter 19 as a clear case of ongoing coevolution with the malaria parasite, is itself a directly relevant example of measurable, relatively recent selection acting within specific human populations, driven by a specific, identifiable environmental pressure.</w:t>
+        <w:br/>
+        <w:br/>
+        <w:t>The trade-off runs in two directions.</w:t>
+      </w:r>
+      <w:r>
+        <w:br/>
+        <w:br/>
+        <w:t>Skin needs enough sunlight to make vitamin D, especially important far from the equator, where sunlight is weaker.</w:t>
+      </w:r>
+      <w:r>
+        <w:br/>
+        <w:br/>
+        <w:t>Skin also needs protection from too much ultraviolet damage, especially important near the equator, where sunlight is strongest.</w:t>
+      </w:r>
+      <w:r>
+        <w:br/>
+        <w:br/>
+        <w:t>Genetic evidence in several populations suggests something specific.</w:t>
+      </w:r>
+      <w:r>
+        <w:br/>
+        <w:br/>
+        <w:t>Today's skin tones evolved within roughly the last several tens of thousands of years.</w:t>
+      </w:r>
+      <w:r>
+        <w:br/>
+        <w:br/>
+        <w:t>That is well after modern humans first migrated out of Africa.</w:t>
+      </w:r>
+      <w:r>
+        <w:br/>
+        <w:br/>
+        <w:t>The sickle cell trait offers another example.</w:t>
+      </w:r>
+      <w:r>
+        <w:br/>
+        <w:br/>
+        <w:t>It is an ongoing tug-of-war with the malaria parasite.</w:t>
+      </w:r>
+      <w:r>
+        <w:br/>
+        <w:br/>
+        <w:t>It is itself a case of fairly recent selection, acting on specific populations in response to one clear pressure: malaria.</w:t>
       </w:r>
     </w:p>
     <w:p>
       <w:pPr>
         <w:pStyle w:val="Heading1"/>
+        <w:ind w:left="0" w:right="0" w:firstLine="0"/>
+        <w:jc w:val="center"/>
       </w:pPr>
       <w:r>
         <w:t>Are We Still Under Selection, Right Now</w:t>
       </w:r>
     </w:p>
     <w:p>
-      <w:pPr/>
+      <w:pPr>
+        <w:ind w:left="0" w:right="0" w:firstLine="0"/>
+        <w:jc w:val="center"/>
+      </w:pPr>
       <w:r>
-        <w:t>Given everything documented in this chapter so far, cases spanning finches, lizards, elephants, and several distinct examples within our own species, a natural question follows: is meaningful natural selection still actively operating on modern human populations today, in the present moment, or have modern medicine, agriculture, and technology largely removed us from its reach?</w:t>
+        <w:t>Given everything in this chapter, finches, lizards, elephants, and several cases within our own species, one question follows naturally.</w:t>
       </w:r>
-    </w:p>
-    <w:p>
-      <w:pPr/>
       <w:r>
-        <w:t>This is a genuinely more difficult, more actively debated question among researchers than the historical cases already discussed, and the honest answer requires real hedging. Several studies, drawing on large, long-running demographic datasets from specific populations, have reported measurable, statistically detectable selection acting on traits including age at first reproduction and certain aspects of fertility, suggesting that selection has not, in fact, entirely stopped, even in modern, medically advanced populations.</w:t>
+        <w:br/>
+        <w:br/>
+        <w:t>Is meaningful natural selection still acting on humans today?</w:t>
       </w:r>
-    </w:p>
-    <w:p>
-      <w:pPr/>
       <w:r>
-        <w:t>But researchers broadly agree that the overall intensity of selection acting on modern human populations has likely weakened considerably compared to much of our evolutionary past, given that modern medicine, sanitation, and agriculture have substantially reduced mortality from causes, like childhood infectious disease and outright starvation, that historically exerted very strong, very direct selective pressure. Whether selection today is weak but genuinely present, as several specific studies suggest, or has become so diffuse and so heavily buffered by these interventions and technologies as to be effectively negligible for most traits, remains a genuinely open, actively researched question, without a single, settled consensus answer this book can offer as definitively resolved.</w:t>
+        <w:br/>
+        <w:br/>
+        <w:t>Or have modern medicine, farming, and technology mostly lifted us out of its reach?</w:t>
+      </w:r>
+      <w:r>
+        <w:br/>
+        <w:br/>
+        <w:t>This question is harder to answer than the other cases in this chapter.</w:t>
+      </w:r>
+      <w:r>
+        <w:br/>
+        <w:br/>
+        <w:t>The honest answer needs real hedging.</w:t>
+      </w:r>
+      <w:r>
+        <w:br/>
+        <w:br/>
+        <w:t>Several studies have used large, long-running records from specific populations.</w:t>
+      </w:r>
+      <w:r>
+        <w:br/>
+        <w:br/>
+        <w:t>They found measurable selection acting on traits like age at first childbirth, and other aspects of fertility.</w:t>
+      </w:r>
+      <w:r>
+        <w:br/>
+        <w:br/>
+        <w:t>So selection has not fully stopped, even in modern, medically advanced populations.</w:t>
+      </w:r>
+      <w:r>
+        <w:br/>
+        <w:br/>
+        <w:t>But most researchers agree that selection's overall force on modern humans has likely weakened a great deal.</w:t>
+      </w:r>
+      <w:r>
+        <w:br/>
+        <w:br/>
+        <w:t>Modern medicine, sanitation, and farming have cut deaths from childhood infectious disease and outright starvation.</w:t>
+      </w:r>
+      <w:r>
+        <w:br/>
+        <w:br/>
+        <w:t>Both of those causes used to exert very strong selective pressure.</w:t>
+      </w:r>
+      <w:r>
+        <w:br/>
+        <w:br/>
+        <w:t>Is today's selection weak but real, as some specific studies suggest?</w:t>
+      </w:r>
+      <w:r>
+        <w:br/>
+        <w:br/>
+        <w:t>Or has it become so scattered and so buffered by modern life that it barely matters for most traits?</w:t>
+      </w:r>
+      <w:r>
+        <w:br/>
+        <w:br/>
+        <w:t>That question remains genuinely open.</w:t>
+      </w:r>
+      <w:r>
+        <w:br/>
+        <w:br/>
+        <w:t>Researchers are still working on it, and this book cannot offer one settled answer.</w:t>
       </w:r>
     </w:p>
     <w:p>
       <w:pPr>
         <w:pStyle w:val="Heading1"/>
+        <w:ind w:left="0" w:right="0" w:firstLine="0"/>
+        <w:jc w:val="center"/>
       </w:pPr>
       <w:r>
         <w:t>Taking the Wheel</w:t>
       </w:r>
     </w:p>
     <w:p>
-      <w:pPr/>
+      <w:pPr>
+        <w:ind w:left="0" w:right="0" w:firstLine="0"/>
+        <w:jc w:val="center"/>
+      </w:pPr>
       <w:r>
-        <w:t>This chapter has, so far, described evolution happening to organisms, whether through natural environmental pressures, as with the Grants' finches, or as an incidental, often unintended byproduct of human activity, as with pesticide resistance or elephant tusklessness.</w:t>
+        <w:t>So far, this chapter has described evolution happening to organisms.</w:t>
       </w:r>
-    </w:p>
-    <w:p>
-      <w:pPr/>
       <w:r>
-        <w:t>A final, quite different category deserves mention here: cases in which humans have begun deliberately directing evolutionary change itself, as a conscious tool, rather than merely triggering it as a side effect.</w:t>
+        <w:br/>
+        <w:br/>
+        <w:t>Sometimes a natural pressure drives it, as with the Grants' finches.</w:t>
       </w:r>
-    </w:p>
-    <w:p>
-      <w:pPr/>
       <w:r>
-        <w:t>In 2018, the chemist Frances Arnold was awarded a share of the Nobel Prize in Chemistry for pioneering a technique called directed evolution, in which researchers deliberately introduce random mutations into a gene of interest in the laboratory, then apply an artificial selective pressure of their own choosing, repeatedly screening for and selecting whichever mutated variants perform a desired function best, cycle after cycle, essentially running an accelerated, artificially controlled, laboratory version of the same variation-and-selection process this entire book has described occurring in nature. The technique has since been used to engineer more efficient industrial enzymes, and components used in certain pharmaceutical manufacturing processes, among many other practical applications.</w:t>
+        <w:br/>
+        <w:br/>
+        <w:t>Sometimes it is an accidental side effect of human activity, as with pesticide resistance or elephant tusklessness.</w:t>
       </w:r>
-    </w:p>
-    <w:p>
-      <w:pPr/>
       <w:r>
-        <w:t>CRISPR gene-editing technology, which allows researchers to make precise, targeted changes directly to a specific location within a genome, represents a related but distinct approach: rather than relying on random mutation and subsequent selection, as directed evolution does, CRISPR allows a specific, intended genetic change to be introduced directly, bypassing the trial-and-error, generational process of natural selection Chapter 7 described almost entirely.</w:t>
+        <w:br/>
+        <w:br/>
+        <w:t>One more category deserves mention.</w:t>
       </w:r>
-    </w:p>
-    <w:p>
-      <w:pPr/>
       <w:r>
-        <w:t>Both technologies represent something genuinely new in the four-billion-year history this book has been tracing: a species that, having gradually come to understand the underlying mechanism of evolution itself, in considerable mechanistic detail, has begun, in narrow but rapidly expanding domains, to take at least partial, deliberate control of a process that, for the entirety of life's previous history, ran blind, without any planning or foresight at all, exactly as Chapter 7 emphasized natural selection always had.</w:t>
+        <w:br/>
+        <w:br/>
+        <w:t>In some cases, humans now steer evolution on purpose, as a deliberate tool.</w:t>
+      </w:r>
+      <w:r>
+        <w:br/>
+        <w:br/>
+        <w:t xml:space="preserve">In 2018, the chemist Frances Arnold won a share of the Nobel Prize in Chemistry for a technique called </w:t>
+      </w:r>
+      <w:r>
+        <w:rPr>
+          <w:b/>
+        </w:rPr>
+        <w:t>directed evolution</w:t>
+      </w:r>
+      <w:r>
+        <w:t>.</w:t>
+      </w:r>
+      <w:r>
+        <w:br/>
+        <w:br/>
+        <w:t>Researchers deliberately scramble a gene with random mutations in the lab.</w:t>
+      </w:r>
+      <w:r>
+        <w:br/>
+        <w:br/>
+        <w:t>Then they apply their own chosen pressure, testing each mutated version and picking whichever works best.</w:t>
+      </w:r>
+      <w:r>
+        <w:br/>
+        <w:br/>
+        <w:t>They repeat that cycle again and again.</w:t>
+      </w:r>
+      <w:r>
+        <w:br/>
+        <w:br/>
+        <w:t>It is an accelerated, human-run version of the same variation-and-selection process this whole book has described happening in nature.</w:t>
+      </w:r>
+      <w:r>
+        <w:br/>
+        <w:br/>
+        <w:t>The technique has already been used to build more efficient industrial enzymes, and materials used in some drug manufacturing.</w:t>
+      </w:r>
+      <w:r>
+        <w:rPr>
+          <w:b/>
+        </w:rPr>
+        <w:br/>
+        <w:br/>
+        <w:t>CRISPR</w:t>
+      </w:r>
+      <w:r>
+        <w:t xml:space="preserve"> gene editing takes a related but different approach.</w:t>
+      </w:r>
+      <w:r>
+        <w:br/>
+        <w:br/>
+        <w:t>It lets researchers make a precise, intended change at one exact spot in a genome, an organism's full set of genetic instructions.</w:t>
+      </w:r>
+      <w:r>
+        <w:br/>
+        <w:br/>
+        <w:t>Random mutation and later selection is how directed evolution works.</w:t>
+      </w:r>
+      <w:r>
+        <w:br/>
+        <w:br/>
+        <w:t>CRISPR skips most of that trial-and-error process instead.</w:t>
+      </w:r>
+      <w:r>
+        <w:br/>
+        <w:br/>
+        <w:t>It almost entirely bypasses the slow, generation-by-generation grind of ordinary evolution.</w:t>
+      </w:r>
+      <w:r>
+        <w:br/>
+        <w:br/>
+        <w:t>Both technologies mark something new in the four-billion-year history of life this book has traced.</w:t>
+      </w:r>
+      <w:r>
+        <w:br/>
+        <w:br/>
+        <w:t>A species that came to understand evolution's own mechanism now exists.</w:t>
+      </w:r>
+      <w:r>
+        <w:br/>
+        <w:br/>
+        <w:t>That species has started taking partial, deliberate control of the process.</w:t>
+      </w:r>
+      <w:r>
+        <w:br/>
+        <w:br/>
+        <w:t>It used to run blind, with no planning or foresight at all.</w:t>
       </w:r>
     </w:p>
     <w:p>
       <w:pPr>
         <w:pStyle w:val="Heading1"/>
+        <w:ind w:left="0" w:right="0" w:firstLine="0"/>
+        <w:jc w:val="center"/>
       </w:pPr>
       <w:r>
         <w:t>The Evolutionary Punchline</w:t>
       </w:r>
     </w:p>
     <w:p>
-      <w:pPr/>
+      <w:pPr>
+        <w:ind w:left="0" w:right="0" w:firstLine="0"/>
+        <w:jc w:val="center"/>
+      </w:pPr>
       <w:r>
-        <w:t>Evolution is not a museum exhibit, a finished, static record of events that concluded sometime in the distant past. It is closer to an ongoing weather system, running continuously, right now, in essentially every population of every species alive, our own species very much included.</w:t>
+        <w:t>Evolution is not a museum exhibit, a finished record from the distant past.</w:t>
       </w:r>
-    </w:p>
-    <w:p>
-      <w:pPr/>
       <w:r>
-        <w:t>A drought on a small Galápagos island can measurably reshape a finch population's average beak size within a single generation. A civil war and a surge in poaching can measurably increase the frequency of tuskless elephants within a few decades. A dietary shift toward dairy farming, beginning only a few thousand years ago, has measurably reshaped which humans can comfortably digest milk as adults, in specific populations with that particular agricultural history.</w:t>
+        <w:br/>
+        <w:br/>
+        <w:t>It is more like an ongoing weather system, running right now, in essentially every population of every species alive, our own included.</w:t>
       </w:r>
-    </w:p>
-    <w:p>
-      <w:pPr/>
       <w:r>
-        <w:t>And, in one of the more remarkable recent developments, a species shaped entirely by this same blind, foresight-free process has now begun learning to steer at least parts of it directly, engineering enzymes through directed evolution in a laboratory, or editing specific genes with a precision natural selection, working through countless small, unplanned mutations over countless generations, never achieves.</w:t>
+        <w:br/>
+        <w:br/>
+        <w:t>A drought on one small Galápagos island can reshape a finch population's average beak size within a single generation.</w:t>
       </w:r>
-    </w:p>
-    <w:p>
-      <w:pPr/>
       <w:r>
-        <w:t>The tape, in this one narrow but genuinely consequential sense, has stopped playing only by accident.</w:t>
+        <w:br/>
+        <w:br/>
+        <w:t>A civil war and a surge in poaching can measurably raise the share of tuskless elephants within a few decades.</w:t>
       </w:r>
-    </w:p>
-    <w:p>
-      <w:pPr/>
       <w:r>
+        <w:br/>
+        <w:br/>
+        <w:t>A shift toward dairy farming started only a few thousand years ago.</w:t>
+      </w:r>
+      <w:r>
+        <w:br/>
+        <w:br/>
+        <w:t>It has reshaped which adult humans can comfortably digest milk, in the specific populations with that farming history.</w:t>
+      </w:r>
+      <w:r>
+        <w:br/>
+        <w:br/>
+        <w:t>And now comes one of the more remarkable recent turns.</w:t>
+      </w:r>
+      <w:r>
+        <w:br/>
+        <w:br/>
+        <w:t>A species shaped entirely by this same blind, foresight-free process has started learning to steer parts of it directly.</w:t>
+      </w:r>
+      <w:r>
+        <w:br/>
+        <w:br/>
+        <w:t>Researchers engineer enzymes through directed evolution in a lab.</w:t>
+      </w:r>
+      <w:r>
+        <w:br/>
+        <w:br/>
+        <w:t>They edit specific genes with precision.</w:t>
+      </w:r>
+      <w:r>
+        <w:br/>
+        <w:br/>
+        <w:t>Natural selection never manages that kind of precision on its own.</w:t>
+      </w:r>
+      <w:r>
+        <w:br/>
+        <w:br/>
+        <w:t>It only works through countless small, unplanned mutations, spread over countless generations.</w:t>
+      </w:r>
+      <w:r>
+        <w:br/>
+        <w:br/>
+        <w:t>The tape, in this one narrow but real sense, has stopped playing only by accident.</w:t>
+      </w:r>
+      <w:r>
+        <w:br/>
+        <w:br/>
         <w:t>Someone, for the first time in four billion years, has picked up the controls.</w:t>
       </w:r>
     </w:p>
@@ -822,12 +1539,12 @@
       <w:outlineLvl w:val="0"/>
     </w:pPr>
     <w:rPr>
-      <w:rFonts w:asciiTheme="majorHAnsi" w:eastAsiaTheme="majorEastAsia" w:hAnsiTheme="majorHAnsi" w:cstheme="majorBidi" w:ascii="Georgia" w:hAnsi="Georgia"/>
+      <w:rFonts w:ascii="Amazon Ember" w:hAnsi="Amazon Ember" w:cs="Amazon Ember"/>
       <w:b/>
       <w:bCs/>
-      <w:color w:val="365F91" w:themeColor="accent1" w:themeShade="BF"/>
-      <w:sz w:val="30"/>
-      <w:szCs w:val="28"/>
+      <w:color w:val="0000FF"/>
+      <w:sz w:val="36"/>
+      <w:szCs w:val="36"/>
     </w:rPr>
   </w:style>
   <w:style w:type="paragraph" w:styleId="Heading2">
@@ -1112,13 +1829,11 @@
       <w:jc w:val="center"/>
     </w:pPr>
     <w:rPr>
-      <w:rFonts w:asciiTheme="majorHAnsi" w:eastAsiaTheme="majorEastAsia" w:hAnsiTheme="majorHAnsi" w:cstheme="majorBidi" w:ascii="Georgia" w:hAnsi="Georgia"/>
+      <w:rFonts w:ascii="Amazon Ember" w:hAnsi="Amazon Ember" w:cs="Amazon Ember"/>
       <w:b/>
-      <w:color w:val="17365D" w:themeColor="text2" w:themeShade="BF"/>
-      <w:spacing w:val="5"/>
-      <w:kern w:val="28"/>
-      <w:sz w:val="40"/>
-      <w:szCs w:val="52"/>
+      <w:color w:val="0000FF"/>
+      <w:sz w:val="36"/>
+      <w:szCs w:val="36"/>
     </w:rPr>
   </w:style>
   <w:style w:type="character" w:customStyle="1" w:styleId="TitleChar">
